--- a/05-methods/problems/JAVA METHODS PRACTICE PROBLEMS.docx
+++ b/05-methods/problems/JAVA METHODS PRACTICE PROBLEMS.docx
@@ -82,12 +82,64 @@
           <w:b/>
           <w:bCs/>
         </w:rPr>
-        <w:t>2. Driving License Eligibility</w:t>
-      </w:r>
-    </w:p>
-    <w:p>
-      <w:r>
-        <w:t>Check whether a person can apply for a driving license.</w:t>
+        <w:t>2.</w:t>
+      </w:r>
+      <w:r>
+        <w:rPr>
+          <w:b/>
+          <w:bCs/>
+        </w:rPr>
+        <w:t>Blood Donation Eligibility</w:t>
+      </w:r>
+    </w:p>
+    <w:p>
+      <w:pPr>
+        <w:rPr>
+          <w:b/>
+          <w:bCs/>
+        </w:rPr>
+      </w:pPr>
+      <w:r>
+        <w:t>Check whether a person can donate blood</w:t>
+      </w:r>
+      <w:r>
+        <w:rPr>
+          <w:b/>
+          <w:bCs/>
+        </w:rPr>
+        <w:t>.</w:t>
+      </w:r>
+    </w:p>
+    <w:p>
+      <w:pPr>
+        <w:rPr>
+          <w:b/>
+          <w:bCs/>
+        </w:rPr>
+      </w:pPr>
+      <w:r>
+        <w:rPr>
+          <w:b/>
+          <w:bCs/>
+        </w:rPr>
+        <w:t>Conditions:</w:t>
+      </w:r>
+    </w:p>
+    <w:p>
+      <w:pPr>
+        <w:numPr>
+          <w:ilvl w:val="0"/>
+          <w:numId w:val="11"/>
+        </w:numPr>
+      </w:pPr>
+      <w:r>
+        <w:t xml:space="preserve">Age ≥ 18 </w:t>
+      </w:r>
+      <w:r>
+        <w:t xml:space="preserve">  and </w:t>
+      </w:r>
+      <w:r>
+        <w:t xml:space="preserve">Weight ≥ 50 kg </w:t>
       </w:r>
     </w:p>
     <w:p>
@@ -99,7 +151,45 @@
         <w:t>Use:</w:t>
       </w:r>
       <w:r>
-        <w:t xml:space="preserve"> Method, if-else</w:t>
+        <w:rPr>
+          <w:b/>
+          <w:bCs/>
+        </w:rPr>
+        <w:t xml:space="preserve"> </w:t>
+      </w:r>
+      <w:proofErr w:type="gramStart"/>
+      <w:r>
+        <w:t xml:space="preserve">Method </w:t>
+      </w:r>
+      <w:r>
+        <w:t xml:space="preserve"> ,</w:t>
+      </w:r>
+      <w:proofErr w:type="gramEnd"/>
+      <w:r>
+        <w:t xml:space="preserve"> </w:t>
+      </w:r>
+      <w:r>
+        <w:t xml:space="preserve">Multiple </w:t>
+      </w:r>
+      <w:proofErr w:type="gramStart"/>
+      <w:r>
+        <w:t xml:space="preserve">parameters </w:t>
+      </w:r>
+      <w:r>
+        <w:t>,</w:t>
+      </w:r>
+      <w:r>
+        <w:t>Logical</w:t>
+      </w:r>
+      <w:proofErr w:type="gramEnd"/>
+      <w:r>
+        <w:t xml:space="preserve"> AND (&amp;&amp;</w:t>
+      </w:r>
+      <w:r>
+        <w:t>), if</w:t>
+      </w:r>
+      <w:r>
+        <w:t>-else</w:t>
       </w:r>
     </w:p>
     <w:p>
@@ -259,12 +349,68 @@
       </w:r>
     </w:p>
     <w:p/>
-    <w:p/>
-    <w:p>
-      <w:r>
-        <w:lastRenderedPageBreak/>
-        <w:pict w14:anchorId="07D8A1BE">
-          <v:rect id="_x0000_i1174" style="width:0;height:1.5pt" o:hralign="center" o:hrstd="t" o:hr="t" fillcolor="#a0a0a0" stroked="f"/>
+    <w:p>
+      <w:r>
+        <w:rPr>
+          <w:b/>
+          <w:bCs/>
+        </w:rPr>
+        <w:t>7</w:t>
+      </w:r>
+      <w:r>
+        <w:rPr>
+          <w:b/>
+          <w:bCs/>
+        </w:rPr>
+        <w:t>. Bank Loan Approval</w:t>
+      </w:r>
+      <w:r>
+        <w:br/>
+        <w:t>Inputs: Age, Salary, Credit Score</w:t>
+      </w:r>
+      <w:r>
+        <w:br/>
+        <w:t>Return: Approved / Rejected</w:t>
+      </w:r>
+      <w:r>
+        <w:br/>
+        <w:t>Use: Method, &amp;&amp;, if-else</w:t>
+      </w:r>
+      <w:r>
+        <w:br/>
+      </w:r>
+      <w:r>
+        <w:br/>
+      </w:r>
+      <w:r>
+        <w:rPr>
+          <w:b/>
+          <w:bCs/>
+        </w:rPr>
+        <w:t>8</w:t>
+      </w:r>
+      <w:r>
+        <w:rPr>
+          <w:b/>
+          <w:bCs/>
+        </w:rPr>
+        <w:t>. Insurance Risk Category</w:t>
+      </w:r>
+      <w:r>
+        <w:br/>
+        <w:t>Inputs: Age, Accidents</w:t>
+      </w:r>
+      <w:r>
+        <w:br/>
+        <w:t>Return: Low / Medium / High Risk</w:t>
+      </w:r>
+      <w:r>
+        <w:br/>
+        <w:t>Use: Nested if-else</w:t>
+      </w:r>
+      <w:r>
+        <w:pict w14:anchorId="65DD0F26">
+          <v:rect id="_x0000_i1246" style="width:0;height:1.5pt" o:hralign="center" o:hrstd="t" o:hr="t" fillcolor="#a0a0a0" stroked="f"/>
         </w:pict>
       </w:r>
     </w:p>
@@ -280,12 +426,63 @@
           <w:b/>
           <w:bCs/>
         </w:rPr>
-        <w:t>7. Largest of Two Numbers</w:t>
-      </w:r>
-    </w:p>
-    <w:p>
-      <w:r>
-        <w:t>Return the larger number.</w:t>
+        <w:t>9</w:t>
+      </w:r>
+      <w:r>
+        <w:rPr>
+          <w:b/>
+          <w:bCs/>
+        </w:rPr>
+        <w:t>. Income Tax Slab Calculator</w:t>
+      </w:r>
+    </w:p>
+    <w:p>
+      <w:r>
+        <w:t>Rules:</w:t>
+      </w:r>
+    </w:p>
+    <w:p>
+      <w:pPr>
+        <w:numPr>
+          <w:ilvl w:val="0"/>
+          <w:numId w:val="19"/>
+        </w:numPr>
+      </w:pPr>
+      <w:r>
+        <w:t xml:space="preserve">Income ≤ 3,00,000 → No Tax </w:t>
+      </w:r>
+    </w:p>
+    <w:p>
+      <w:pPr>
+        <w:numPr>
+          <w:ilvl w:val="0"/>
+          <w:numId w:val="19"/>
+        </w:numPr>
+      </w:pPr>
+      <w:r>
+        <w:t xml:space="preserve">Income ≤ 7,00,000 → 5% </w:t>
+      </w:r>
+    </w:p>
+    <w:p>
+      <w:pPr>
+        <w:numPr>
+          <w:ilvl w:val="0"/>
+          <w:numId w:val="19"/>
+        </w:numPr>
+      </w:pPr>
+      <w:r>
+        <w:t xml:space="preserve">Income ≤ 10,00,000 → 10% </w:t>
+      </w:r>
+    </w:p>
+    <w:p>
+      <w:pPr>
+        <w:numPr>
+          <w:ilvl w:val="0"/>
+          <w:numId w:val="19"/>
+        </w:numPr>
+      </w:pPr>
+      <w:r>
+        <w:t xml:space="preserve">Above 10,00,000 → 20% </w:t>
       </w:r>
     </w:p>
     <w:p>
@@ -296,125 +493,16 @@
         </w:rPr>
         <w:t>Use:</w:t>
       </w:r>
-      <w:r>
-        <w:t xml:space="preserve"> Method, return value</w:t>
-      </w:r>
-    </w:p>
-    <w:p>
-      <w:r>
-        <w:pict w14:anchorId="1CC19C50">
-          <v:rect id="_x0000_i1175" style="width:0;height:1.5pt" o:hralign="center" o:hrstd="t" o:hr="t" fillcolor="#a0a0a0" stroked="f"/>
-        </w:pict>
-      </w:r>
-    </w:p>
-    <w:p>
-      <w:pPr>
-        <w:rPr>
-          <w:b/>
-          <w:bCs/>
-        </w:rPr>
-      </w:pPr>
-      <w:r>
-        <w:rPr>
-          <w:b/>
-          <w:bCs/>
-        </w:rPr>
-        <w:t>8. Largest of Three Numbers</w:t>
-      </w:r>
-    </w:p>
-    <w:p>
-      <w:r>
-        <w:t>Return the largest number.</w:t>
-      </w:r>
-    </w:p>
-    <w:p>
-      <w:r>
-        <w:rPr>
-          <w:b/>
-          <w:bCs/>
-        </w:rPr>
-        <w:t>Use:</w:t>
-      </w:r>
-      <w:r>
-        <w:t xml:space="preserve"> Nested if-else</w:t>
-      </w:r>
-    </w:p>
-    <w:p>
-      <w:r>
-        <w:pict w14:anchorId="4A967BEF">
-          <v:rect id="_x0000_i1176" style="width:0;height:1.5pt" o:hralign="center" o:hrstd="t" o:hr="t" fillcolor="#a0a0a0" stroked="f"/>
-        </w:pict>
-      </w:r>
-    </w:p>
-    <w:p>
-      <w:pPr>
-        <w:rPr>
-          <w:b/>
-          <w:bCs/>
-        </w:rPr>
-      </w:pPr>
-      <w:r>
-        <w:rPr>
-          <w:b/>
-          <w:bCs/>
-        </w:rPr>
-        <w:t>9. Smallest of Two Numbers</w:t>
-      </w:r>
-    </w:p>
-    <w:p>
-      <w:r>
-        <w:t>Return the smaller number.</w:t>
-      </w:r>
-    </w:p>
-    <w:p>
-      <w:r>
-        <w:rPr>
-          <w:b/>
-          <w:bCs/>
-        </w:rPr>
-        <w:t>Use:</w:t>
-      </w:r>
-      <w:r>
-        <w:t xml:space="preserve"> Method, if-else</w:t>
-      </w:r>
-    </w:p>
-    <w:p>
-      <w:r>
-        <w:pict w14:anchorId="0A1D559F">
-          <v:rect id="_x0000_i1177" style="width:0;height:1.5pt" o:hralign="center" o:hrstd="t" o:hr="t" fillcolor="#a0a0a0" stroked="f"/>
-        </w:pict>
-      </w:r>
-    </w:p>
-    <w:p>
-      <w:pPr>
-        <w:rPr>
-          <w:b/>
-          <w:bCs/>
-        </w:rPr>
-      </w:pPr>
-      <w:r>
-        <w:rPr>
-          <w:b/>
-          <w:bCs/>
-        </w:rPr>
-        <w:t>10. Smallest of Three Numbers</w:t>
-      </w:r>
-    </w:p>
-    <w:p>
-      <w:r>
-        <w:t>Return the smallest number.</w:t>
-      </w:r>
-    </w:p>
-    <w:p>
-      <w:r>
-        <w:rPr>
-          <w:b/>
-          <w:bCs/>
-        </w:rPr>
-        <w:t>Use:</w:t>
-      </w:r>
-      <w:r>
-        <w:t xml:space="preserve"> Nested if-else</w:t>
+    </w:p>
+    <w:p>
+      <w:pPr>
+        <w:numPr>
+          <w:ilvl w:val="0"/>
+          <w:numId w:val="20"/>
+        </w:numPr>
+      </w:pPr>
+      <w:r>
+        <w:t>else-if ladder</w:t>
       </w:r>
     </w:p>
     <w:p>
@@ -422,6 +510,40 @@
         <w:pict w14:anchorId="226A676A">
           <v:rect id="_x0000_i1178" style="width:0;height:1.5pt" o:hralign="center" o:hrstd="t" o:hr="t" fillcolor="#a0a0a0" stroked="f"/>
         </w:pict>
+      </w:r>
+    </w:p>
+    <w:p>
+      <w:r>
+        <w:rPr>
+          <w:b/>
+          <w:bCs/>
+        </w:rPr>
+        <w:t>10</w:t>
+      </w:r>
+      <w:r>
+        <w:rPr>
+          <w:b/>
+          <w:bCs/>
+        </w:rPr>
+        <w:t>. Scholarship Eligibility</w:t>
+      </w:r>
+      <w:r>
+        <w:rPr>
+          <w:b/>
+          <w:bCs/>
+        </w:rPr>
+        <w:br/>
+      </w:r>
+      <w:r>
+        <w:t>Inputs: Marks, Family Income</w:t>
+      </w:r>
+      <w:r>
+        <w:br/>
+        <w:t>Return: Full / Partial / No Scholarship</w:t>
+      </w:r>
+      <w:r>
+        <w:br/>
+        <w:t>Use: Multiple conditions</w:t>
       </w:r>
     </w:p>
     <w:p>
@@ -511,13 +633,9 @@
         <w:t xml:space="preserve"> else-if ladder</w:t>
       </w:r>
     </w:p>
-    <w:p/>
-    <w:p/>
-    <w:p/>
-    <w:p/>
-    <w:p/>
-    <w:p>
-      <w:r>
+    <w:p>
+      <w:r>
+        <w:lastRenderedPageBreak/>
         <w:pict w14:anchorId="670E1F41">
           <v:rect id="_x0000_i1179" style="width:0;height:1.5pt" o:hralign="center" o:hrstd="t" o:hr="t" fillcolor="#a0a0a0" stroked="f"/>
         </w:pict>
@@ -663,60 +781,55 @@
       </w:r>
     </w:p>
     <w:p>
-      <w:pPr>
-        <w:rPr>
-          <w:b/>
-          <w:bCs/>
-        </w:rPr>
-      </w:pPr>
-      <w:r>
-        <w:rPr>
-          <w:b/>
-          <w:bCs/>
-        </w:rPr>
-        <w:t>15. Loan Eligibility Checker</w:t>
-      </w:r>
-    </w:p>
-    <w:p>
-      <w:r>
-        <w:t>Eligible only if:</w:t>
-      </w:r>
-    </w:p>
-    <w:p>
-      <w:pPr>
-        <w:numPr>
-          <w:ilvl w:val="0"/>
-          <w:numId w:val="3"/>
-        </w:numPr>
-      </w:pPr>
-      <w:r>
-        <w:t xml:space="preserve">Age ≥ 21 </w:t>
-      </w:r>
-    </w:p>
-    <w:p>
-      <w:pPr>
-        <w:numPr>
-          <w:ilvl w:val="0"/>
-          <w:numId w:val="3"/>
-        </w:numPr>
-      </w:pPr>
-      <w:r>
-        <w:t xml:space="preserve">Salary ≥ ₹25,000 </w:t>
-      </w:r>
-    </w:p>
-    <w:p>
-      <w:r>
-        <w:rPr>
-          <w:b/>
-          <w:bCs/>
-        </w:rPr>
-        <w:t>Use:</w:t>
-      </w:r>
-      <w:r>
-        <w:t xml:space="preserve"> Logical operators</w:t>
-      </w:r>
-    </w:p>
-    <w:p>
+      <w:r>
+        <w:rPr>
+          <w:b/>
+          <w:bCs/>
+        </w:rPr>
+        <w:t>1</w:t>
+      </w:r>
+      <w:r>
+        <w:rPr>
+          <w:b/>
+          <w:bCs/>
+        </w:rPr>
+        <w:t>5. Hospital Priority</w:t>
+      </w:r>
+      <w:r>
+        <w:rPr>
+          <w:b/>
+          <w:bCs/>
+        </w:rPr>
+        <w:br/>
+        <w:t xml:space="preserve">Inputs: </w:t>
+      </w:r>
+      <w:r>
+        <w:t>Age, Emergency Level</w:t>
+      </w:r>
+      <w:r>
+        <w:rPr>
+          <w:b/>
+          <w:bCs/>
+        </w:rPr>
+        <w:br/>
+        <w:t xml:space="preserve">Return: </w:t>
+      </w:r>
+      <w:r>
+        <w:t>Critical / High / Normal</w:t>
+      </w:r>
+      <w:r>
+        <w:br/>
+      </w:r>
+      <w:r>
+        <w:rPr>
+          <w:b/>
+          <w:bCs/>
+        </w:rPr>
+        <w:t xml:space="preserve">Use: </w:t>
+      </w:r>
+      <w:r>
+        <w:t>Nested if-else</w:t>
+      </w:r>
       <w:r>
         <w:pict w14:anchorId="187C6182">
           <v:rect id="_x0000_i1183" style="width:0;height:1.5pt" o:hralign="center" o:hrstd="t" o:hr="t" fillcolor="#a0a0a0" stroked="f"/>
@@ -724,42 +837,41 @@
       </w:r>
     </w:p>
     <w:p>
-      <w:pPr>
-        <w:rPr>
-          <w:b/>
-          <w:bCs/>
-        </w:rPr>
-      </w:pPr>
-      <w:r>
-        <w:rPr>
-          <w:b/>
-          <w:bCs/>
-        </w:rPr>
-        <w:t>16. Insurance Eligibility</w:t>
-      </w:r>
-    </w:p>
-    <w:p>
-      <w:r>
-        <w:t>Eligible if age is between 18 and 60.</w:t>
-      </w:r>
-    </w:p>
-    <w:p>
-      <w:r>
-        <w:rPr>
-          <w:b/>
-          <w:bCs/>
-        </w:rPr>
-        <w:t>Use:</w:t>
-      </w:r>
-      <w:r>
-        <w:t xml:space="preserve"> Logical operators</w:t>
-      </w:r>
-    </w:p>
-    <w:p/>
-    <w:p/>
-    <w:p>
-      <w:r>
-        <w:lastRenderedPageBreak/>
+      <w:r>
+        <w:rPr>
+          <w:b/>
+          <w:bCs/>
+        </w:rPr>
+        <w:t>1</w:t>
+      </w:r>
+      <w:r>
+        <w:rPr>
+          <w:b/>
+          <w:bCs/>
+        </w:rPr>
+        <w:t>6. Promotion Eligibility</w:t>
+      </w:r>
+      <w:r>
+        <w:rPr>
+          <w:b/>
+          <w:bCs/>
+        </w:rPr>
+        <w:br/>
+      </w:r>
+      <w:r>
+        <w:t>Inputs: Experience, Rating</w:t>
+      </w:r>
+      <w:r>
+        <w:br/>
+        <w:t>Return: Promote / Not Promote</w:t>
+      </w:r>
+      <w:r>
+        <w:br/>
+        <w:t>Use: Multiple conditions</w:t>
+      </w:r>
+    </w:p>
+    <w:p>
+      <w:r>
         <w:pict w14:anchorId="76B58480">
           <v:rect id="_x0000_i1184" style="width:0;height:1.5pt" o:hralign="center" o:hrstd="t" o:hr="t" fillcolor="#a0a0a0" stroked="f"/>
         </w:pict>
@@ -824,6 +936,7 @@
     </w:p>
     <w:p>
       <w:r>
+        <w:lastRenderedPageBreak/>
         <w:pict w14:anchorId="2CA91F42">
           <v:rect id="_x0000_i1185" style="width:0;height:1.5pt" o:hralign="center" o:hrstd="t" o:hr="t" fillcolor="#a0a0a0" stroked="f"/>
         </w:pict>
@@ -976,113 +1089,46 @@
         <w:t xml:space="preserve"> else-if ladder</w:t>
       </w:r>
     </w:p>
-    <w:p/>
-    <w:p/>
-    <w:p/>
-    <w:p/>
-    <w:p/>
-    <w:p/>
-    <w:p>
-      <w:r>
-        <w:lastRenderedPageBreak/>
+    <w:p>
+      <w:r>
         <w:pict w14:anchorId="5CE7891A">
           <v:rect id="_x0000_i1187" style="width:0;height:1.5pt" o:hralign="center" o:hrstd="t" o:hr="t" fillcolor="#a0a0a0" stroked="f"/>
         </w:pict>
       </w:r>
     </w:p>
     <w:p>
-      <w:pPr>
-        <w:rPr>
-          <w:b/>
-          <w:bCs/>
-        </w:rPr>
-      </w:pPr>
-      <w:r>
-        <w:rPr>
-          <w:b/>
-          <w:bCs/>
-        </w:rPr>
-        <w:t>20. Exam Rank Category</w:t>
-      </w:r>
-    </w:p>
-    <w:p>
-      <w:r>
-        <w:t>Return:</w:t>
-      </w:r>
-    </w:p>
-    <w:p>
-      <w:pPr>
-        <w:numPr>
-          <w:ilvl w:val="0"/>
-          <w:numId w:val="7"/>
-        </w:numPr>
-      </w:pPr>
-      <w:r>
-        <w:t xml:space="preserve">Topper </w:t>
-      </w:r>
-    </w:p>
-    <w:p>
-      <w:pPr>
-        <w:numPr>
-          <w:ilvl w:val="0"/>
-          <w:numId w:val="7"/>
-        </w:numPr>
-      </w:pPr>
-      <w:r>
-        <w:t xml:space="preserve">Excellent </w:t>
-      </w:r>
-    </w:p>
-    <w:p>
-      <w:pPr>
-        <w:numPr>
-          <w:ilvl w:val="0"/>
-          <w:numId w:val="7"/>
-        </w:numPr>
-      </w:pPr>
-      <w:r>
-        <w:t xml:space="preserve">Good </w:t>
-      </w:r>
-    </w:p>
-    <w:p>
-      <w:pPr>
-        <w:numPr>
-          <w:ilvl w:val="0"/>
-          <w:numId w:val="7"/>
-        </w:numPr>
-      </w:pPr>
-      <w:r>
-        <w:t xml:space="preserve">Average </w:t>
-      </w:r>
-    </w:p>
-    <w:p>
-      <w:pPr>
-        <w:numPr>
-          <w:ilvl w:val="0"/>
-          <w:numId w:val="7"/>
-        </w:numPr>
-      </w:pPr>
-      <w:r>
-        <w:t xml:space="preserve">Poor </w:t>
-      </w:r>
-    </w:p>
-    <w:p>
-      <w:r>
-        <w:t>based on marks.</w:t>
-      </w:r>
-    </w:p>
-    <w:p>
-      <w:r>
-        <w:rPr>
-          <w:b/>
-          <w:bCs/>
-        </w:rPr>
-        <w:t>Use:</w:t>
-      </w:r>
-      <w:r>
-        <w:t xml:space="preserve"> else-if ladder</w:t>
-      </w:r>
-    </w:p>
-    <w:p>
+      <w:r>
+        <w:rPr>
+          <w:b/>
+          <w:bCs/>
+        </w:rPr>
+        <w:t>20</w:t>
+      </w:r>
+      <w:r>
+        <w:rPr>
+          <w:b/>
+          <w:bCs/>
+        </w:rPr>
+        <w:t>. Exit Approval</w:t>
+      </w:r>
+      <w:r>
+        <w:rPr>
+          <w:b/>
+          <w:bCs/>
+        </w:rPr>
+        <w:br/>
+      </w:r>
+      <w:r>
+        <w:t>Inputs: Notice Completed, Pending Tasks</w:t>
+      </w:r>
+      <w:r>
+        <w:br/>
+        <w:t>Return: Approved / Rejected</w:t>
+      </w:r>
+      <w:r>
+        <w:br/>
+        <w:t>Use: &amp;&amp;, if-else</w:t>
+      </w:r>
       <w:r>
         <w:pict w14:anchorId="398389AE">
           <v:rect id="_x0000_i1188" style="width:0;height:1.5pt" o:hralign="center" o:hrstd="t" o:hr="t" fillcolor="#a0a0a0" stroked="f"/>
@@ -1179,6 +1225,7 @@
           <w:b/>
           <w:bCs/>
         </w:rPr>
+        <w:lastRenderedPageBreak/>
         <w:t>22. Bank Account Minimum Balance Check</w:t>
       </w:r>
     </w:p>
@@ -1238,12 +1285,8 @@
         <w:t xml:space="preserve"> Method, if-else</w:t>
       </w:r>
     </w:p>
-    <w:p/>
-    <w:p/>
-    <w:p/>
-    <w:p>
-      <w:r>
-        <w:lastRenderedPageBreak/>
+    <w:p>
+      <w:r>
         <w:pict w14:anchorId="16B967A1">
           <v:rect id="_x0000_i1191" style="width:0;height:1.5pt" o:hralign="center" o:hrstd="t" o:hr="t" fillcolor="#a0a0a0" stroked="f"/>
         </w:pict>
@@ -1554,6 +1597,602 @@
     </w:lvl>
   </w:abstractNum>
   <w:abstractNum w:abstractNumId="1" w15:restartNumberingAfterBreak="0">
+    <w:nsid w:val="13920A01"/>
+    <w:multiLevelType w:val="multilevel"/>
+    <w:tmpl w:val="F92495B6"/>
+    <w:lvl w:ilvl="0">
+      <w:start w:val="1"/>
+      <w:numFmt w:val="bullet"/>
+      <w:lvlText w:val=""/>
+      <w:lvlJc w:val="left"/>
+      <w:pPr>
+        <w:tabs>
+          <w:tab w:val="num" w:pos="720"/>
+        </w:tabs>
+        <w:ind w:left="720" w:hanging="360"/>
+      </w:pPr>
+      <w:rPr>
+        <w:rFonts w:ascii="Symbol" w:hAnsi="Symbol" w:hint="default"/>
+        <w:sz w:val="20"/>
+      </w:rPr>
+    </w:lvl>
+    <w:lvl w:ilvl="1" w:tentative="1">
+      <w:start w:val="1"/>
+      <w:numFmt w:val="bullet"/>
+      <w:lvlText w:val="o"/>
+      <w:lvlJc w:val="left"/>
+      <w:pPr>
+        <w:tabs>
+          <w:tab w:val="num" w:pos="1440"/>
+        </w:tabs>
+        <w:ind w:left="1440" w:hanging="360"/>
+      </w:pPr>
+      <w:rPr>
+        <w:rFonts w:ascii="Courier New" w:hAnsi="Courier New" w:hint="default"/>
+        <w:sz w:val="20"/>
+      </w:rPr>
+    </w:lvl>
+    <w:lvl w:ilvl="2" w:tentative="1">
+      <w:start w:val="1"/>
+      <w:numFmt w:val="bullet"/>
+      <w:lvlText w:val=""/>
+      <w:lvlJc w:val="left"/>
+      <w:pPr>
+        <w:tabs>
+          <w:tab w:val="num" w:pos="2160"/>
+        </w:tabs>
+        <w:ind w:left="2160" w:hanging="360"/>
+      </w:pPr>
+      <w:rPr>
+        <w:rFonts w:ascii="Wingdings" w:hAnsi="Wingdings" w:hint="default"/>
+        <w:sz w:val="20"/>
+      </w:rPr>
+    </w:lvl>
+    <w:lvl w:ilvl="3" w:tentative="1">
+      <w:start w:val="1"/>
+      <w:numFmt w:val="bullet"/>
+      <w:lvlText w:val=""/>
+      <w:lvlJc w:val="left"/>
+      <w:pPr>
+        <w:tabs>
+          <w:tab w:val="num" w:pos="2880"/>
+        </w:tabs>
+        <w:ind w:left="2880" w:hanging="360"/>
+      </w:pPr>
+      <w:rPr>
+        <w:rFonts w:ascii="Wingdings" w:hAnsi="Wingdings" w:hint="default"/>
+        <w:sz w:val="20"/>
+      </w:rPr>
+    </w:lvl>
+    <w:lvl w:ilvl="4" w:tentative="1">
+      <w:start w:val="1"/>
+      <w:numFmt w:val="bullet"/>
+      <w:lvlText w:val=""/>
+      <w:lvlJc w:val="left"/>
+      <w:pPr>
+        <w:tabs>
+          <w:tab w:val="num" w:pos="3600"/>
+        </w:tabs>
+        <w:ind w:left="3600" w:hanging="360"/>
+      </w:pPr>
+      <w:rPr>
+        <w:rFonts w:ascii="Wingdings" w:hAnsi="Wingdings" w:hint="default"/>
+        <w:sz w:val="20"/>
+      </w:rPr>
+    </w:lvl>
+    <w:lvl w:ilvl="5" w:tentative="1">
+      <w:start w:val="1"/>
+      <w:numFmt w:val="bullet"/>
+      <w:lvlText w:val=""/>
+      <w:lvlJc w:val="left"/>
+      <w:pPr>
+        <w:tabs>
+          <w:tab w:val="num" w:pos="4320"/>
+        </w:tabs>
+        <w:ind w:left="4320" w:hanging="360"/>
+      </w:pPr>
+      <w:rPr>
+        <w:rFonts w:ascii="Wingdings" w:hAnsi="Wingdings" w:hint="default"/>
+        <w:sz w:val="20"/>
+      </w:rPr>
+    </w:lvl>
+    <w:lvl w:ilvl="6" w:tentative="1">
+      <w:start w:val="1"/>
+      <w:numFmt w:val="bullet"/>
+      <w:lvlText w:val=""/>
+      <w:lvlJc w:val="left"/>
+      <w:pPr>
+        <w:tabs>
+          <w:tab w:val="num" w:pos="5040"/>
+        </w:tabs>
+        <w:ind w:left="5040" w:hanging="360"/>
+      </w:pPr>
+      <w:rPr>
+        <w:rFonts w:ascii="Wingdings" w:hAnsi="Wingdings" w:hint="default"/>
+        <w:sz w:val="20"/>
+      </w:rPr>
+    </w:lvl>
+    <w:lvl w:ilvl="7" w:tentative="1">
+      <w:start w:val="1"/>
+      <w:numFmt w:val="bullet"/>
+      <w:lvlText w:val=""/>
+      <w:lvlJc w:val="left"/>
+      <w:pPr>
+        <w:tabs>
+          <w:tab w:val="num" w:pos="5760"/>
+        </w:tabs>
+        <w:ind w:left="5760" w:hanging="360"/>
+      </w:pPr>
+      <w:rPr>
+        <w:rFonts w:ascii="Wingdings" w:hAnsi="Wingdings" w:hint="default"/>
+        <w:sz w:val="20"/>
+      </w:rPr>
+    </w:lvl>
+    <w:lvl w:ilvl="8" w:tentative="1">
+      <w:start w:val="1"/>
+      <w:numFmt w:val="bullet"/>
+      <w:lvlText w:val=""/>
+      <w:lvlJc w:val="left"/>
+      <w:pPr>
+        <w:tabs>
+          <w:tab w:val="num" w:pos="6480"/>
+        </w:tabs>
+        <w:ind w:left="6480" w:hanging="360"/>
+      </w:pPr>
+      <w:rPr>
+        <w:rFonts w:ascii="Wingdings" w:hAnsi="Wingdings" w:hint="default"/>
+        <w:sz w:val="20"/>
+      </w:rPr>
+    </w:lvl>
+  </w:abstractNum>
+  <w:abstractNum w:abstractNumId="2" w15:restartNumberingAfterBreak="0">
+    <w:nsid w:val="1F4317CD"/>
+    <w:multiLevelType w:val="multilevel"/>
+    <w:tmpl w:val="B1EE9126"/>
+    <w:lvl w:ilvl="0">
+      <w:start w:val="1"/>
+      <w:numFmt w:val="bullet"/>
+      <w:lvlText w:val=""/>
+      <w:lvlJc w:val="left"/>
+      <w:pPr>
+        <w:tabs>
+          <w:tab w:val="num" w:pos="720"/>
+        </w:tabs>
+        <w:ind w:left="720" w:hanging="360"/>
+      </w:pPr>
+      <w:rPr>
+        <w:rFonts w:ascii="Symbol" w:hAnsi="Symbol" w:hint="default"/>
+        <w:sz w:val="20"/>
+      </w:rPr>
+    </w:lvl>
+    <w:lvl w:ilvl="1" w:tentative="1">
+      <w:start w:val="1"/>
+      <w:numFmt w:val="bullet"/>
+      <w:lvlText w:val="o"/>
+      <w:lvlJc w:val="left"/>
+      <w:pPr>
+        <w:tabs>
+          <w:tab w:val="num" w:pos="1440"/>
+        </w:tabs>
+        <w:ind w:left="1440" w:hanging="360"/>
+      </w:pPr>
+      <w:rPr>
+        <w:rFonts w:ascii="Courier New" w:hAnsi="Courier New" w:hint="default"/>
+        <w:sz w:val="20"/>
+      </w:rPr>
+    </w:lvl>
+    <w:lvl w:ilvl="2" w:tentative="1">
+      <w:start w:val="1"/>
+      <w:numFmt w:val="bullet"/>
+      <w:lvlText w:val=""/>
+      <w:lvlJc w:val="left"/>
+      <w:pPr>
+        <w:tabs>
+          <w:tab w:val="num" w:pos="2160"/>
+        </w:tabs>
+        <w:ind w:left="2160" w:hanging="360"/>
+      </w:pPr>
+      <w:rPr>
+        <w:rFonts w:ascii="Wingdings" w:hAnsi="Wingdings" w:hint="default"/>
+        <w:sz w:val="20"/>
+      </w:rPr>
+    </w:lvl>
+    <w:lvl w:ilvl="3" w:tentative="1">
+      <w:start w:val="1"/>
+      <w:numFmt w:val="bullet"/>
+      <w:lvlText w:val=""/>
+      <w:lvlJc w:val="left"/>
+      <w:pPr>
+        <w:tabs>
+          <w:tab w:val="num" w:pos="2880"/>
+        </w:tabs>
+        <w:ind w:left="2880" w:hanging="360"/>
+      </w:pPr>
+      <w:rPr>
+        <w:rFonts w:ascii="Wingdings" w:hAnsi="Wingdings" w:hint="default"/>
+        <w:sz w:val="20"/>
+      </w:rPr>
+    </w:lvl>
+    <w:lvl w:ilvl="4" w:tentative="1">
+      <w:start w:val="1"/>
+      <w:numFmt w:val="bullet"/>
+      <w:lvlText w:val=""/>
+      <w:lvlJc w:val="left"/>
+      <w:pPr>
+        <w:tabs>
+          <w:tab w:val="num" w:pos="3600"/>
+        </w:tabs>
+        <w:ind w:left="3600" w:hanging="360"/>
+      </w:pPr>
+      <w:rPr>
+        <w:rFonts w:ascii="Wingdings" w:hAnsi="Wingdings" w:hint="default"/>
+        <w:sz w:val="20"/>
+      </w:rPr>
+    </w:lvl>
+    <w:lvl w:ilvl="5" w:tentative="1">
+      <w:start w:val="1"/>
+      <w:numFmt w:val="bullet"/>
+      <w:lvlText w:val=""/>
+      <w:lvlJc w:val="left"/>
+      <w:pPr>
+        <w:tabs>
+          <w:tab w:val="num" w:pos="4320"/>
+        </w:tabs>
+        <w:ind w:left="4320" w:hanging="360"/>
+      </w:pPr>
+      <w:rPr>
+        <w:rFonts w:ascii="Wingdings" w:hAnsi="Wingdings" w:hint="default"/>
+        <w:sz w:val="20"/>
+      </w:rPr>
+    </w:lvl>
+    <w:lvl w:ilvl="6" w:tentative="1">
+      <w:start w:val="1"/>
+      <w:numFmt w:val="bullet"/>
+      <w:lvlText w:val=""/>
+      <w:lvlJc w:val="left"/>
+      <w:pPr>
+        <w:tabs>
+          <w:tab w:val="num" w:pos="5040"/>
+        </w:tabs>
+        <w:ind w:left="5040" w:hanging="360"/>
+      </w:pPr>
+      <w:rPr>
+        <w:rFonts w:ascii="Wingdings" w:hAnsi="Wingdings" w:hint="default"/>
+        <w:sz w:val="20"/>
+      </w:rPr>
+    </w:lvl>
+    <w:lvl w:ilvl="7" w:tentative="1">
+      <w:start w:val="1"/>
+      <w:numFmt w:val="bullet"/>
+      <w:lvlText w:val=""/>
+      <w:lvlJc w:val="left"/>
+      <w:pPr>
+        <w:tabs>
+          <w:tab w:val="num" w:pos="5760"/>
+        </w:tabs>
+        <w:ind w:left="5760" w:hanging="360"/>
+      </w:pPr>
+      <w:rPr>
+        <w:rFonts w:ascii="Wingdings" w:hAnsi="Wingdings" w:hint="default"/>
+        <w:sz w:val="20"/>
+      </w:rPr>
+    </w:lvl>
+    <w:lvl w:ilvl="8" w:tentative="1">
+      <w:start w:val="1"/>
+      <w:numFmt w:val="bullet"/>
+      <w:lvlText w:val=""/>
+      <w:lvlJc w:val="left"/>
+      <w:pPr>
+        <w:tabs>
+          <w:tab w:val="num" w:pos="6480"/>
+        </w:tabs>
+        <w:ind w:left="6480" w:hanging="360"/>
+      </w:pPr>
+      <w:rPr>
+        <w:rFonts w:ascii="Wingdings" w:hAnsi="Wingdings" w:hint="default"/>
+        <w:sz w:val="20"/>
+      </w:rPr>
+    </w:lvl>
+  </w:abstractNum>
+  <w:abstractNum w:abstractNumId="3" w15:restartNumberingAfterBreak="0">
+    <w:nsid w:val="20D66ED4"/>
+    <w:multiLevelType w:val="multilevel"/>
+    <w:tmpl w:val="1B1092D2"/>
+    <w:lvl w:ilvl="0">
+      <w:start w:val="1"/>
+      <w:numFmt w:val="bullet"/>
+      <w:lvlText w:val=""/>
+      <w:lvlJc w:val="left"/>
+      <w:pPr>
+        <w:tabs>
+          <w:tab w:val="num" w:pos="720"/>
+        </w:tabs>
+        <w:ind w:left="720" w:hanging="360"/>
+      </w:pPr>
+      <w:rPr>
+        <w:rFonts w:ascii="Symbol" w:hAnsi="Symbol" w:hint="default"/>
+        <w:sz w:val="20"/>
+      </w:rPr>
+    </w:lvl>
+    <w:lvl w:ilvl="1" w:tentative="1">
+      <w:start w:val="1"/>
+      <w:numFmt w:val="bullet"/>
+      <w:lvlText w:val="o"/>
+      <w:lvlJc w:val="left"/>
+      <w:pPr>
+        <w:tabs>
+          <w:tab w:val="num" w:pos="1440"/>
+        </w:tabs>
+        <w:ind w:left="1440" w:hanging="360"/>
+      </w:pPr>
+      <w:rPr>
+        <w:rFonts w:ascii="Courier New" w:hAnsi="Courier New" w:hint="default"/>
+        <w:sz w:val="20"/>
+      </w:rPr>
+    </w:lvl>
+    <w:lvl w:ilvl="2" w:tentative="1">
+      <w:start w:val="1"/>
+      <w:numFmt w:val="bullet"/>
+      <w:lvlText w:val=""/>
+      <w:lvlJc w:val="left"/>
+      <w:pPr>
+        <w:tabs>
+          <w:tab w:val="num" w:pos="2160"/>
+        </w:tabs>
+        <w:ind w:left="2160" w:hanging="360"/>
+      </w:pPr>
+      <w:rPr>
+        <w:rFonts w:ascii="Wingdings" w:hAnsi="Wingdings" w:hint="default"/>
+        <w:sz w:val="20"/>
+      </w:rPr>
+    </w:lvl>
+    <w:lvl w:ilvl="3" w:tentative="1">
+      <w:start w:val="1"/>
+      <w:numFmt w:val="bullet"/>
+      <w:lvlText w:val=""/>
+      <w:lvlJc w:val="left"/>
+      <w:pPr>
+        <w:tabs>
+          <w:tab w:val="num" w:pos="2880"/>
+        </w:tabs>
+        <w:ind w:left="2880" w:hanging="360"/>
+      </w:pPr>
+      <w:rPr>
+        <w:rFonts w:ascii="Wingdings" w:hAnsi="Wingdings" w:hint="default"/>
+        <w:sz w:val="20"/>
+      </w:rPr>
+    </w:lvl>
+    <w:lvl w:ilvl="4" w:tentative="1">
+      <w:start w:val="1"/>
+      <w:numFmt w:val="bullet"/>
+      <w:lvlText w:val=""/>
+      <w:lvlJc w:val="left"/>
+      <w:pPr>
+        <w:tabs>
+          <w:tab w:val="num" w:pos="3600"/>
+        </w:tabs>
+        <w:ind w:left="3600" w:hanging="360"/>
+      </w:pPr>
+      <w:rPr>
+        <w:rFonts w:ascii="Wingdings" w:hAnsi="Wingdings" w:hint="default"/>
+        <w:sz w:val="20"/>
+      </w:rPr>
+    </w:lvl>
+    <w:lvl w:ilvl="5" w:tentative="1">
+      <w:start w:val="1"/>
+      <w:numFmt w:val="bullet"/>
+      <w:lvlText w:val=""/>
+      <w:lvlJc w:val="left"/>
+      <w:pPr>
+        <w:tabs>
+          <w:tab w:val="num" w:pos="4320"/>
+        </w:tabs>
+        <w:ind w:left="4320" w:hanging="360"/>
+      </w:pPr>
+      <w:rPr>
+        <w:rFonts w:ascii="Wingdings" w:hAnsi="Wingdings" w:hint="default"/>
+        <w:sz w:val="20"/>
+      </w:rPr>
+    </w:lvl>
+    <w:lvl w:ilvl="6" w:tentative="1">
+      <w:start w:val="1"/>
+      <w:numFmt w:val="bullet"/>
+      <w:lvlText w:val=""/>
+      <w:lvlJc w:val="left"/>
+      <w:pPr>
+        <w:tabs>
+          <w:tab w:val="num" w:pos="5040"/>
+        </w:tabs>
+        <w:ind w:left="5040" w:hanging="360"/>
+      </w:pPr>
+      <w:rPr>
+        <w:rFonts w:ascii="Wingdings" w:hAnsi="Wingdings" w:hint="default"/>
+        <w:sz w:val="20"/>
+      </w:rPr>
+    </w:lvl>
+    <w:lvl w:ilvl="7" w:tentative="1">
+      <w:start w:val="1"/>
+      <w:numFmt w:val="bullet"/>
+      <w:lvlText w:val=""/>
+      <w:lvlJc w:val="left"/>
+      <w:pPr>
+        <w:tabs>
+          <w:tab w:val="num" w:pos="5760"/>
+        </w:tabs>
+        <w:ind w:left="5760" w:hanging="360"/>
+      </w:pPr>
+      <w:rPr>
+        <w:rFonts w:ascii="Wingdings" w:hAnsi="Wingdings" w:hint="default"/>
+        <w:sz w:val="20"/>
+      </w:rPr>
+    </w:lvl>
+    <w:lvl w:ilvl="8" w:tentative="1">
+      <w:start w:val="1"/>
+      <w:numFmt w:val="bullet"/>
+      <w:lvlText w:val=""/>
+      <w:lvlJc w:val="left"/>
+      <w:pPr>
+        <w:tabs>
+          <w:tab w:val="num" w:pos="6480"/>
+        </w:tabs>
+        <w:ind w:left="6480" w:hanging="360"/>
+      </w:pPr>
+      <w:rPr>
+        <w:rFonts w:ascii="Wingdings" w:hAnsi="Wingdings" w:hint="default"/>
+        <w:sz w:val="20"/>
+      </w:rPr>
+    </w:lvl>
+  </w:abstractNum>
+  <w:abstractNum w:abstractNumId="4" w15:restartNumberingAfterBreak="0">
+    <w:nsid w:val="22AE343A"/>
+    <w:multiLevelType w:val="multilevel"/>
+    <w:tmpl w:val="8E108894"/>
+    <w:lvl w:ilvl="0">
+      <w:start w:val="1"/>
+      <w:numFmt w:val="bullet"/>
+      <w:lvlText w:val=""/>
+      <w:lvlJc w:val="left"/>
+      <w:pPr>
+        <w:tabs>
+          <w:tab w:val="num" w:pos="720"/>
+        </w:tabs>
+        <w:ind w:left="720" w:hanging="360"/>
+      </w:pPr>
+      <w:rPr>
+        <w:rFonts w:ascii="Symbol" w:hAnsi="Symbol" w:hint="default"/>
+        <w:sz w:val="20"/>
+      </w:rPr>
+    </w:lvl>
+    <w:lvl w:ilvl="1" w:tentative="1">
+      <w:start w:val="1"/>
+      <w:numFmt w:val="bullet"/>
+      <w:lvlText w:val="o"/>
+      <w:lvlJc w:val="left"/>
+      <w:pPr>
+        <w:tabs>
+          <w:tab w:val="num" w:pos="1440"/>
+        </w:tabs>
+        <w:ind w:left="1440" w:hanging="360"/>
+      </w:pPr>
+      <w:rPr>
+        <w:rFonts w:ascii="Courier New" w:hAnsi="Courier New" w:hint="default"/>
+        <w:sz w:val="20"/>
+      </w:rPr>
+    </w:lvl>
+    <w:lvl w:ilvl="2" w:tentative="1">
+      <w:start w:val="1"/>
+      <w:numFmt w:val="bullet"/>
+      <w:lvlText w:val=""/>
+      <w:lvlJc w:val="left"/>
+      <w:pPr>
+        <w:tabs>
+          <w:tab w:val="num" w:pos="2160"/>
+        </w:tabs>
+        <w:ind w:left="2160" w:hanging="360"/>
+      </w:pPr>
+      <w:rPr>
+        <w:rFonts w:ascii="Wingdings" w:hAnsi="Wingdings" w:hint="default"/>
+        <w:sz w:val="20"/>
+      </w:rPr>
+    </w:lvl>
+    <w:lvl w:ilvl="3" w:tentative="1">
+      <w:start w:val="1"/>
+      <w:numFmt w:val="bullet"/>
+      <w:lvlText w:val=""/>
+      <w:lvlJc w:val="left"/>
+      <w:pPr>
+        <w:tabs>
+          <w:tab w:val="num" w:pos="2880"/>
+        </w:tabs>
+        <w:ind w:left="2880" w:hanging="360"/>
+      </w:pPr>
+      <w:rPr>
+        <w:rFonts w:ascii="Wingdings" w:hAnsi="Wingdings" w:hint="default"/>
+        <w:sz w:val="20"/>
+      </w:rPr>
+    </w:lvl>
+    <w:lvl w:ilvl="4" w:tentative="1">
+      <w:start w:val="1"/>
+      <w:numFmt w:val="bullet"/>
+      <w:lvlText w:val=""/>
+      <w:lvlJc w:val="left"/>
+      <w:pPr>
+        <w:tabs>
+          <w:tab w:val="num" w:pos="3600"/>
+        </w:tabs>
+        <w:ind w:left="3600" w:hanging="360"/>
+      </w:pPr>
+      <w:rPr>
+        <w:rFonts w:ascii="Wingdings" w:hAnsi="Wingdings" w:hint="default"/>
+        <w:sz w:val="20"/>
+      </w:rPr>
+    </w:lvl>
+    <w:lvl w:ilvl="5" w:tentative="1">
+      <w:start w:val="1"/>
+      <w:numFmt w:val="bullet"/>
+      <w:lvlText w:val=""/>
+      <w:lvlJc w:val="left"/>
+      <w:pPr>
+        <w:tabs>
+          <w:tab w:val="num" w:pos="4320"/>
+        </w:tabs>
+        <w:ind w:left="4320" w:hanging="360"/>
+      </w:pPr>
+      <w:rPr>
+        <w:rFonts w:ascii="Wingdings" w:hAnsi="Wingdings" w:hint="default"/>
+        <w:sz w:val="20"/>
+      </w:rPr>
+    </w:lvl>
+    <w:lvl w:ilvl="6" w:tentative="1">
+      <w:start w:val="1"/>
+      <w:numFmt w:val="bullet"/>
+      <w:lvlText w:val=""/>
+      <w:lvlJc w:val="left"/>
+      <w:pPr>
+        <w:tabs>
+          <w:tab w:val="num" w:pos="5040"/>
+        </w:tabs>
+        <w:ind w:left="5040" w:hanging="360"/>
+      </w:pPr>
+      <w:rPr>
+        <w:rFonts w:ascii="Wingdings" w:hAnsi="Wingdings" w:hint="default"/>
+        <w:sz w:val="20"/>
+      </w:rPr>
+    </w:lvl>
+    <w:lvl w:ilvl="7" w:tentative="1">
+      <w:start w:val="1"/>
+      <w:numFmt w:val="bullet"/>
+      <w:lvlText w:val=""/>
+      <w:lvlJc w:val="left"/>
+      <w:pPr>
+        <w:tabs>
+          <w:tab w:val="num" w:pos="5760"/>
+        </w:tabs>
+        <w:ind w:left="5760" w:hanging="360"/>
+      </w:pPr>
+      <w:rPr>
+        <w:rFonts w:ascii="Wingdings" w:hAnsi="Wingdings" w:hint="default"/>
+        <w:sz w:val="20"/>
+      </w:rPr>
+    </w:lvl>
+    <w:lvl w:ilvl="8" w:tentative="1">
+      <w:start w:val="1"/>
+      <w:numFmt w:val="bullet"/>
+      <w:lvlText w:val=""/>
+      <w:lvlJc w:val="left"/>
+      <w:pPr>
+        <w:tabs>
+          <w:tab w:val="num" w:pos="6480"/>
+        </w:tabs>
+        <w:ind w:left="6480" w:hanging="360"/>
+      </w:pPr>
+      <w:rPr>
+        <w:rFonts w:ascii="Wingdings" w:hAnsi="Wingdings" w:hint="default"/>
+        <w:sz w:val="20"/>
+      </w:rPr>
+    </w:lvl>
+  </w:abstractNum>
+  <w:abstractNum w:abstractNumId="5" w15:restartNumberingAfterBreak="0">
     <w:nsid w:val="32826707"/>
     <w:multiLevelType w:val="multilevel"/>
     <w:tmpl w:val="6E6A758E"/>
@@ -1702,7 +2341,7 @@
       </w:rPr>
     </w:lvl>
   </w:abstractNum>
-  <w:abstractNum w:abstractNumId="2" w15:restartNumberingAfterBreak="0">
+  <w:abstractNum w:abstractNumId="6" w15:restartNumberingAfterBreak="0">
     <w:nsid w:val="3AD074D3"/>
     <w:multiLevelType w:val="multilevel"/>
     <w:tmpl w:val="349477B8"/>
@@ -1851,7 +2490,7 @@
       </w:rPr>
     </w:lvl>
   </w:abstractNum>
-  <w:abstractNum w:abstractNumId="3" w15:restartNumberingAfterBreak="0">
+  <w:abstractNum w:abstractNumId="7" w15:restartNumberingAfterBreak="0">
     <w:nsid w:val="3F710E62"/>
     <w:multiLevelType w:val="multilevel"/>
     <w:tmpl w:val="ED2072B6"/>
@@ -2000,7 +2639,454 @@
       </w:rPr>
     </w:lvl>
   </w:abstractNum>
-  <w:abstractNum w:abstractNumId="4" w15:restartNumberingAfterBreak="0">
+  <w:abstractNum w:abstractNumId="8" w15:restartNumberingAfterBreak="0">
+    <w:nsid w:val="5390136D"/>
+    <w:multiLevelType w:val="multilevel"/>
+    <w:tmpl w:val="FA8A2C1A"/>
+    <w:lvl w:ilvl="0">
+      <w:start w:val="1"/>
+      <w:numFmt w:val="bullet"/>
+      <w:lvlText w:val=""/>
+      <w:lvlJc w:val="left"/>
+      <w:pPr>
+        <w:tabs>
+          <w:tab w:val="num" w:pos="720"/>
+        </w:tabs>
+        <w:ind w:left="720" w:hanging="360"/>
+      </w:pPr>
+      <w:rPr>
+        <w:rFonts w:ascii="Symbol" w:hAnsi="Symbol" w:hint="default"/>
+        <w:sz w:val="20"/>
+      </w:rPr>
+    </w:lvl>
+    <w:lvl w:ilvl="1" w:tentative="1">
+      <w:start w:val="1"/>
+      <w:numFmt w:val="bullet"/>
+      <w:lvlText w:val="o"/>
+      <w:lvlJc w:val="left"/>
+      <w:pPr>
+        <w:tabs>
+          <w:tab w:val="num" w:pos="1440"/>
+        </w:tabs>
+        <w:ind w:left="1440" w:hanging="360"/>
+      </w:pPr>
+      <w:rPr>
+        <w:rFonts w:ascii="Courier New" w:hAnsi="Courier New" w:hint="default"/>
+        <w:sz w:val="20"/>
+      </w:rPr>
+    </w:lvl>
+    <w:lvl w:ilvl="2" w:tentative="1">
+      <w:start w:val="1"/>
+      <w:numFmt w:val="bullet"/>
+      <w:lvlText w:val=""/>
+      <w:lvlJc w:val="left"/>
+      <w:pPr>
+        <w:tabs>
+          <w:tab w:val="num" w:pos="2160"/>
+        </w:tabs>
+        <w:ind w:left="2160" w:hanging="360"/>
+      </w:pPr>
+      <w:rPr>
+        <w:rFonts w:ascii="Wingdings" w:hAnsi="Wingdings" w:hint="default"/>
+        <w:sz w:val="20"/>
+      </w:rPr>
+    </w:lvl>
+    <w:lvl w:ilvl="3" w:tentative="1">
+      <w:start w:val="1"/>
+      <w:numFmt w:val="bullet"/>
+      <w:lvlText w:val=""/>
+      <w:lvlJc w:val="left"/>
+      <w:pPr>
+        <w:tabs>
+          <w:tab w:val="num" w:pos="2880"/>
+        </w:tabs>
+        <w:ind w:left="2880" w:hanging="360"/>
+      </w:pPr>
+      <w:rPr>
+        <w:rFonts w:ascii="Wingdings" w:hAnsi="Wingdings" w:hint="default"/>
+        <w:sz w:val="20"/>
+      </w:rPr>
+    </w:lvl>
+    <w:lvl w:ilvl="4" w:tentative="1">
+      <w:start w:val="1"/>
+      <w:numFmt w:val="bullet"/>
+      <w:lvlText w:val=""/>
+      <w:lvlJc w:val="left"/>
+      <w:pPr>
+        <w:tabs>
+          <w:tab w:val="num" w:pos="3600"/>
+        </w:tabs>
+        <w:ind w:left="3600" w:hanging="360"/>
+      </w:pPr>
+      <w:rPr>
+        <w:rFonts w:ascii="Wingdings" w:hAnsi="Wingdings" w:hint="default"/>
+        <w:sz w:val="20"/>
+      </w:rPr>
+    </w:lvl>
+    <w:lvl w:ilvl="5" w:tentative="1">
+      <w:start w:val="1"/>
+      <w:numFmt w:val="bullet"/>
+      <w:lvlText w:val=""/>
+      <w:lvlJc w:val="left"/>
+      <w:pPr>
+        <w:tabs>
+          <w:tab w:val="num" w:pos="4320"/>
+        </w:tabs>
+        <w:ind w:left="4320" w:hanging="360"/>
+      </w:pPr>
+      <w:rPr>
+        <w:rFonts w:ascii="Wingdings" w:hAnsi="Wingdings" w:hint="default"/>
+        <w:sz w:val="20"/>
+      </w:rPr>
+    </w:lvl>
+    <w:lvl w:ilvl="6" w:tentative="1">
+      <w:start w:val="1"/>
+      <w:numFmt w:val="bullet"/>
+      <w:lvlText w:val=""/>
+      <w:lvlJc w:val="left"/>
+      <w:pPr>
+        <w:tabs>
+          <w:tab w:val="num" w:pos="5040"/>
+        </w:tabs>
+        <w:ind w:left="5040" w:hanging="360"/>
+      </w:pPr>
+      <w:rPr>
+        <w:rFonts w:ascii="Wingdings" w:hAnsi="Wingdings" w:hint="default"/>
+        <w:sz w:val="20"/>
+      </w:rPr>
+    </w:lvl>
+    <w:lvl w:ilvl="7" w:tentative="1">
+      <w:start w:val="1"/>
+      <w:numFmt w:val="bullet"/>
+      <w:lvlText w:val=""/>
+      <w:lvlJc w:val="left"/>
+      <w:pPr>
+        <w:tabs>
+          <w:tab w:val="num" w:pos="5760"/>
+        </w:tabs>
+        <w:ind w:left="5760" w:hanging="360"/>
+      </w:pPr>
+      <w:rPr>
+        <w:rFonts w:ascii="Wingdings" w:hAnsi="Wingdings" w:hint="default"/>
+        <w:sz w:val="20"/>
+      </w:rPr>
+    </w:lvl>
+    <w:lvl w:ilvl="8" w:tentative="1">
+      <w:start w:val="1"/>
+      <w:numFmt w:val="bullet"/>
+      <w:lvlText w:val=""/>
+      <w:lvlJc w:val="left"/>
+      <w:pPr>
+        <w:tabs>
+          <w:tab w:val="num" w:pos="6480"/>
+        </w:tabs>
+        <w:ind w:left="6480" w:hanging="360"/>
+      </w:pPr>
+      <w:rPr>
+        <w:rFonts w:ascii="Wingdings" w:hAnsi="Wingdings" w:hint="default"/>
+        <w:sz w:val="20"/>
+      </w:rPr>
+    </w:lvl>
+  </w:abstractNum>
+  <w:abstractNum w:abstractNumId="9" w15:restartNumberingAfterBreak="0">
+    <w:nsid w:val="57774745"/>
+    <w:multiLevelType w:val="multilevel"/>
+    <w:tmpl w:val="C84A4B0C"/>
+    <w:lvl w:ilvl="0">
+      <w:start w:val="1"/>
+      <w:numFmt w:val="bullet"/>
+      <w:lvlText w:val=""/>
+      <w:lvlJc w:val="left"/>
+      <w:pPr>
+        <w:tabs>
+          <w:tab w:val="num" w:pos="720"/>
+        </w:tabs>
+        <w:ind w:left="720" w:hanging="360"/>
+      </w:pPr>
+      <w:rPr>
+        <w:rFonts w:ascii="Symbol" w:hAnsi="Symbol" w:hint="default"/>
+        <w:sz w:val="20"/>
+      </w:rPr>
+    </w:lvl>
+    <w:lvl w:ilvl="1" w:tentative="1">
+      <w:start w:val="1"/>
+      <w:numFmt w:val="bullet"/>
+      <w:lvlText w:val="o"/>
+      <w:lvlJc w:val="left"/>
+      <w:pPr>
+        <w:tabs>
+          <w:tab w:val="num" w:pos="1440"/>
+        </w:tabs>
+        <w:ind w:left="1440" w:hanging="360"/>
+      </w:pPr>
+      <w:rPr>
+        <w:rFonts w:ascii="Courier New" w:hAnsi="Courier New" w:hint="default"/>
+        <w:sz w:val="20"/>
+      </w:rPr>
+    </w:lvl>
+    <w:lvl w:ilvl="2" w:tentative="1">
+      <w:start w:val="1"/>
+      <w:numFmt w:val="bullet"/>
+      <w:lvlText w:val=""/>
+      <w:lvlJc w:val="left"/>
+      <w:pPr>
+        <w:tabs>
+          <w:tab w:val="num" w:pos="2160"/>
+        </w:tabs>
+        <w:ind w:left="2160" w:hanging="360"/>
+      </w:pPr>
+      <w:rPr>
+        <w:rFonts w:ascii="Wingdings" w:hAnsi="Wingdings" w:hint="default"/>
+        <w:sz w:val="20"/>
+      </w:rPr>
+    </w:lvl>
+    <w:lvl w:ilvl="3" w:tentative="1">
+      <w:start w:val="1"/>
+      <w:numFmt w:val="bullet"/>
+      <w:lvlText w:val=""/>
+      <w:lvlJc w:val="left"/>
+      <w:pPr>
+        <w:tabs>
+          <w:tab w:val="num" w:pos="2880"/>
+        </w:tabs>
+        <w:ind w:left="2880" w:hanging="360"/>
+      </w:pPr>
+      <w:rPr>
+        <w:rFonts w:ascii="Wingdings" w:hAnsi="Wingdings" w:hint="default"/>
+        <w:sz w:val="20"/>
+      </w:rPr>
+    </w:lvl>
+    <w:lvl w:ilvl="4" w:tentative="1">
+      <w:start w:val="1"/>
+      <w:numFmt w:val="bullet"/>
+      <w:lvlText w:val=""/>
+      <w:lvlJc w:val="left"/>
+      <w:pPr>
+        <w:tabs>
+          <w:tab w:val="num" w:pos="3600"/>
+        </w:tabs>
+        <w:ind w:left="3600" w:hanging="360"/>
+      </w:pPr>
+      <w:rPr>
+        <w:rFonts w:ascii="Wingdings" w:hAnsi="Wingdings" w:hint="default"/>
+        <w:sz w:val="20"/>
+      </w:rPr>
+    </w:lvl>
+    <w:lvl w:ilvl="5" w:tentative="1">
+      <w:start w:val="1"/>
+      <w:numFmt w:val="bullet"/>
+      <w:lvlText w:val=""/>
+      <w:lvlJc w:val="left"/>
+      <w:pPr>
+        <w:tabs>
+          <w:tab w:val="num" w:pos="4320"/>
+        </w:tabs>
+        <w:ind w:left="4320" w:hanging="360"/>
+      </w:pPr>
+      <w:rPr>
+        <w:rFonts w:ascii="Wingdings" w:hAnsi="Wingdings" w:hint="default"/>
+        <w:sz w:val="20"/>
+      </w:rPr>
+    </w:lvl>
+    <w:lvl w:ilvl="6" w:tentative="1">
+      <w:start w:val="1"/>
+      <w:numFmt w:val="bullet"/>
+      <w:lvlText w:val=""/>
+      <w:lvlJc w:val="left"/>
+      <w:pPr>
+        <w:tabs>
+          <w:tab w:val="num" w:pos="5040"/>
+        </w:tabs>
+        <w:ind w:left="5040" w:hanging="360"/>
+      </w:pPr>
+      <w:rPr>
+        <w:rFonts w:ascii="Wingdings" w:hAnsi="Wingdings" w:hint="default"/>
+        <w:sz w:val="20"/>
+      </w:rPr>
+    </w:lvl>
+    <w:lvl w:ilvl="7" w:tentative="1">
+      <w:start w:val="1"/>
+      <w:numFmt w:val="bullet"/>
+      <w:lvlText w:val=""/>
+      <w:lvlJc w:val="left"/>
+      <w:pPr>
+        <w:tabs>
+          <w:tab w:val="num" w:pos="5760"/>
+        </w:tabs>
+        <w:ind w:left="5760" w:hanging="360"/>
+      </w:pPr>
+      <w:rPr>
+        <w:rFonts w:ascii="Wingdings" w:hAnsi="Wingdings" w:hint="default"/>
+        <w:sz w:val="20"/>
+      </w:rPr>
+    </w:lvl>
+    <w:lvl w:ilvl="8" w:tentative="1">
+      <w:start w:val="1"/>
+      <w:numFmt w:val="bullet"/>
+      <w:lvlText w:val=""/>
+      <w:lvlJc w:val="left"/>
+      <w:pPr>
+        <w:tabs>
+          <w:tab w:val="num" w:pos="6480"/>
+        </w:tabs>
+        <w:ind w:left="6480" w:hanging="360"/>
+      </w:pPr>
+      <w:rPr>
+        <w:rFonts w:ascii="Wingdings" w:hAnsi="Wingdings" w:hint="default"/>
+        <w:sz w:val="20"/>
+      </w:rPr>
+    </w:lvl>
+  </w:abstractNum>
+  <w:abstractNum w:abstractNumId="10" w15:restartNumberingAfterBreak="0">
+    <w:nsid w:val="599B661C"/>
+    <w:multiLevelType w:val="multilevel"/>
+    <w:tmpl w:val="F5FC4FBC"/>
+    <w:lvl w:ilvl="0">
+      <w:start w:val="1"/>
+      <w:numFmt w:val="bullet"/>
+      <w:lvlText w:val=""/>
+      <w:lvlJc w:val="left"/>
+      <w:pPr>
+        <w:tabs>
+          <w:tab w:val="num" w:pos="720"/>
+        </w:tabs>
+        <w:ind w:left="720" w:hanging="360"/>
+      </w:pPr>
+      <w:rPr>
+        <w:rFonts w:ascii="Symbol" w:hAnsi="Symbol" w:hint="default"/>
+        <w:sz w:val="20"/>
+      </w:rPr>
+    </w:lvl>
+    <w:lvl w:ilvl="1" w:tentative="1">
+      <w:start w:val="1"/>
+      <w:numFmt w:val="bullet"/>
+      <w:lvlText w:val="o"/>
+      <w:lvlJc w:val="left"/>
+      <w:pPr>
+        <w:tabs>
+          <w:tab w:val="num" w:pos="1440"/>
+        </w:tabs>
+        <w:ind w:left="1440" w:hanging="360"/>
+      </w:pPr>
+      <w:rPr>
+        <w:rFonts w:ascii="Courier New" w:hAnsi="Courier New" w:hint="default"/>
+        <w:sz w:val="20"/>
+      </w:rPr>
+    </w:lvl>
+    <w:lvl w:ilvl="2" w:tentative="1">
+      <w:start w:val="1"/>
+      <w:numFmt w:val="bullet"/>
+      <w:lvlText w:val=""/>
+      <w:lvlJc w:val="left"/>
+      <w:pPr>
+        <w:tabs>
+          <w:tab w:val="num" w:pos="2160"/>
+        </w:tabs>
+        <w:ind w:left="2160" w:hanging="360"/>
+      </w:pPr>
+      <w:rPr>
+        <w:rFonts w:ascii="Wingdings" w:hAnsi="Wingdings" w:hint="default"/>
+        <w:sz w:val="20"/>
+      </w:rPr>
+    </w:lvl>
+    <w:lvl w:ilvl="3" w:tentative="1">
+      <w:start w:val="1"/>
+      <w:numFmt w:val="bullet"/>
+      <w:lvlText w:val=""/>
+      <w:lvlJc w:val="left"/>
+      <w:pPr>
+        <w:tabs>
+          <w:tab w:val="num" w:pos="2880"/>
+        </w:tabs>
+        <w:ind w:left="2880" w:hanging="360"/>
+      </w:pPr>
+      <w:rPr>
+        <w:rFonts w:ascii="Wingdings" w:hAnsi="Wingdings" w:hint="default"/>
+        <w:sz w:val="20"/>
+      </w:rPr>
+    </w:lvl>
+    <w:lvl w:ilvl="4" w:tentative="1">
+      <w:start w:val="1"/>
+      <w:numFmt w:val="bullet"/>
+      <w:lvlText w:val=""/>
+      <w:lvlJc w:val="left"/>
+      <w:pPr>
+        <w:tabs>
+          <w:tab w:val="num" w:pos="3600"/>
+        </w:tabs>
+        <w:ind w:left="3600" w:hanging="360"/>
+      </w:pPr>
+      <w:rPr>
+        <w:rFonts w:ascii="Wingdings" w:hAnsi="Wingdings" w:hint="default"/>
+        <w:sz w:val="20"/>
+      </w:rPr>
+    </w:lvl>
+    <w:lvl w:ilvl="5" w:tentative="1">
+      <w:start w:val="1"/>
+      <w:numFmt w:val="bullet"/>
+      <w:lvlText w:val=""/>
+      <w:lvlJc w:val="left"/>
+      <w:pPr>
+        <w:tabs>
+          <w:tab w:val="num" w:pos="4320"/>
+        </w:tabs>
+        <w:ind w:left="4320" w:hanging="360"/>
+      </w:pPr>
+      <w:rPr>
+        <w:rFonts w:ascii="Wingdings" w:hAnsi="Wingdings" w:hint="default"/>
+        <w:sz w:val="20"/>
+      </w:rPr>
+    </w:lvl>
+    <w:lvl w:ilvl="6" w:tentative="1">
+      <w:start w:val="1"/>
+      <w:numFmt w:val="bullet"/>
+      <w:lvlText w:val=""/>
+      <w:lvlJc w:val="left"/>
+      <w:pPr>
+        <w:tabs>
+          <w:tab w:val="num" w:pos="5040"/>
+        </w:tabs>
+        <w:ind w:left="5040" w:hanging="360"/>
+      </w:pPr>
+      <w:rPr>
+        <w:rFonts w:ascii="Wingdings" w:hAnsi="Wingdings" w:hint="default"/>
+        <w:sz w:val="20"/>
+      </w:rPr>
+    </w:lvl>
+    <w:lvl w:ilvl="7" w:tentative="1">
+      <w:start w:val="1"/>
+      <w:numFmt w:val="bullet"/>
+      <w:lvlText w:val=""/>
+      <w:lvlJc w:val="left"/>
+      <w:pPr>
+        <w:tabs>
+          <w:tab w:val="num" w:pos="5760"/>
+        </w:tabs>
+        <w:ind w:left="5760" w:hanging="360"/>
+      </w:pPr>
+      <w:rPr>
+        <w:rFonts w:ascii="Wingdings" w:hAnsi="Wingdings" w:hint="default"/>
+        <w:sz w:val="20"/>
+      </w:rPr>
+    </w:lvl>
+    <w:lvl w:ilvl="8" w:tentative="1">
+      <w:start w:val="1"/>
+      <w:numFmt w:val="bullet"/>
+      <w:lvlText w:val=""/>
+      <w:lvlJc w:val="left"/>
+      <w:pPr>
+        <w:tabs>
+          <w:tab w:val="num" w:pos="6480"/>
+        </w:tabs>
+        <w:ind w:left="6480" w:hanging="360"/>
+      </w:pPr>
+      <w:rPr>
+        <w:rFonts w:ascii="Wingdings" w:hAnsi="Wingdings" w:hint="default"/>
+        <w:sz w:val="20"/>
+      </w:rPr>
+    </w:lvl>
+  </w:abstractNum>
+  <w:abstractNum w:abstractNumId="11" w15:restartNumberingAfterBreak="0">
     <w:nsid w:val="5BA4756B"/>
     <w:multiLevelType w:val="multilevel"/>
     <w:tmpl w:val="ACE8B726"/>
@@ -2149,7 +3235,7 @@
       </w:rPr>
     </w:lvl>
   </w:abstractNum>
-  <w:abstractNum w:abstractNumId="5" w15:restartNumberingAfterBreak="0">
+  <w:abstractNum w:abstractNumId="12" w15:restartNumberingAfterBreak="0">
     <w:nsid w:val="6A5F1A74"/>
     <w:multiLevelType w:val="multilevel"/>
     <w:tmpl w:val="333CFBB4"/>
@@ -2298,7 +3384,156 @@
       </w:rPr>
     </w:lvl>
   </w:abstractNum>
-  <w:abstractNum w:abstractNumId="6" w15:restartNumberingAfterBreak="0">
+  <w:abstractNum w:abstractNumId="13" w15:restartNumberingAfterBreak="0">
+    <w:nsid w:val="6D3B5148"/>
+    <w:multiLevelType w:val="multilevel"/>
+    <w:tmpl w:val="FEDA99EE"/>
+    <w:lvl w:ilvl="0">
+      <w:start w:val="1"/>
+      <w:numFmt w:val="bullet"/>
+      <w:lvlText w:val=""/>
+      <w:lvlJc w:val="left"/>
+      <w:pPr>
+        <w:tabs>
+          <w:tab w:val="num" w:pos="720"/>
+        </w:tabs>
+        <w:ind w:left="720" w:hanging="360"/>
+      </w:pPr>
+      <w:rPr>
+        <w:rFonts w:ascii="Symbol" w:hAnsi="Symbol" w:hint="default"/>
+        <w:sz w:val="20"/>
+      </w:rPr>
+    </w:lvl>
+    <w:lvl w:ilvl="1" w:tentative="1">
+      <w:start w:val="1"/>
+      <w:numFmt w:val="bullet"/>
+      <w:lvlText w:val="o"/>
+      <w:lvlJc w:val="left"/>
+      <w:pPr>
+        <w:tabs>
+          <w:tab w:val="num" w:pos="1440"/>
+        </w:tabs>
+        <w:ind w:left="1440" w:hanging="360"/>
+      </w:pPr>
+      <w:rPr>
+        <w:rFonts w:ascii="Courier New" w:hAnsi="Courier New" w:hint="default"/>
+        <w:sz w:val="20"/>
+      </w:rPr>
+    </w:lvl>
+    <w:lvl w:ilvl="2" w:tentative="1">
+      <w:start w:val="1"/>
+      <w:numFmt w:val="bullet"/>
+      <w:lvlText w:val=""/>
+      <w:lvlJc w:val="left"/>
+      <w:pPr>
+        <w:tabs>
+          <w:tab w:val="num" w:pos="2160"/>
+        </w:tabs>
+        <w:ind w:left="2160" w:hanging="360"/>
+      </w:pPr>
+      <w:rPr>
+        <w:rFonts w:ascii="Wingdings" w:hAnsi="Wingdings" w:hint="default"/>
+        <w:sz w:val="20"/>
+      </w:rPr>
+    </w:lvl>
+    <w:lvl w:ilvl="3" w:tentative="1">
+      <w:start w:val="1"/>
+      <w:numFmt w:val="bullet"/>
+      <w:lvlText w:val=""/>
+      <w:lvlJc w:val="left"/>
+      <w:pPr>
+        <w:tabs>
+          <w:tab w:val="num" w:pos="2880"/>
+        </w:tabs>
+        <w:ind w:left="2880" w:hanging="360"/>
+      </w:pPr>
+      <w:rPr>
+        <w:rFonts w:ascii="Wingdings" w:hAnsi="Wingdings" w:hint="default"/>
+        <w:sz w:val="20"/>
+      </w:rPr>
+    </w:lvl>
+    <w:lvl w:ilvl="4" w:tentative="1">
+      <w:start w:val="1"/>
+      <w:numFmt w:val="bullet"/>
+      <w:lvlText w:val=""/>
+      <w:lvlJc w:val="left"/>
+      <w:pPr>
+        <w:tabs>
+          <w:tab w:val="num" w:pos="3600"/>
+        </w:tabs>
+        <w:ind w:left="3600" w:hanging="360"/>
+      </w:pPr>
+      <w:rPr>
+        <w:rFonts w:ascii="Wingdings" w:hAnsi="Wingdings" w:hint="default"/>
+        <w:sz w:val="20"/>
+      </w:rPr>
+    </w:lvl>
+    <w:lvl w:ilvl="5" w:tentative="1">
+      <w:start w:val="1"/>
+      <w:numFmt w:val="bullet"/>
+      <w:lvlText w:val=""/>
+      <w:lvlJc w:val="left"/>
+      <w:pPr>
+        <w:tabs>
+          <w:tab w:val="num" w:pos="4320"/>
+        </w:tabs>
+        <w:ind w:left="4320" w:hanging="360"/>
+      </w:pPr>
+      <w:rPr>
+        <w:rFonts w:ascii="Wingdings" w:hAnsi="Wingdings" w:hint="default"/>
+        <w:sz w:val="20"/>
+      </w:rPr>
+    </w:lvl>
+    <w:lvl w:ilvl="6" w:tentative="1">
+      <w:start w:val="1"/>
+      <w:numFmt w:val="bullet"/>
+      <w:lvlText w:val=""/>
+      <w:lvlJc w:val="left"/>
+      <w:pPr>
+        <w:tabs>
+          <w:tab w:val="num" w:pos="5040"/>
+        </w:tabs>
+        <w:ind w:left="5040" w:hanging="360"/>
+      </w:pPr>
+      <w:rPr>
+        <w:rFonts w:ascii="Wingdings" w:hAnsi="Wingdings" w:hint="default"/>
+        <w:sz w:val="20"/>
+      </w:rPr>
+    </w:lvl>
+    <w:lvl w:ilvl="7" w:tentative="1">
+      <w:start w:val="1"/>
+      <w:numFmt w:val="bullet"/>
+      <w:lvlText w:val=""/>
+      <w:lvlJc w:val="left"/>
+      <w:pPr>
+        <w:tabs>
+          <w:tab w:val="num" w:pos="5760"/>
+        </w:tabs>
+        <w:ind w:left="5760" w:hanging="360"/>
+      </w:pPr>
+      <w:rPr>
+        <w:rFonts w:ascii="Wingdings" w:hAnsi="Wingdings" w:hint="default"/>
+        <w:sz w:val="20"/>
+      </w:rPr>
+    </w:lvl>
+    <w:lvl w:ilvl="8" w:tentative="1">
+      <w:start w:val="1"/>
+      <w:numFmt w:val="bullet"/>
+      <w:lvlText w:val=""/>
+      <w:lvlJc w:val="left"/>
+      <w:pPr>
+        <w:tabs>
+          <w:tab w:val="num" w:pos="6480"/>
+        </w:tabs>
+        <w:ind w:left="6480" w:hanging="360"/>
+      </w:pPr>
+      <w:rPr>
+        <w:rFonts w:ascii="Wingdings" w:hAnsi="Wingdings" w:hint="default"/>
+        <w:sz w:val="20"/>
+      </w:rPr>
+    </w:lvl>
+  </w:abstractNum>
+  <w:abstractNum w:abstractNumId="14" w15:restartNumberingAfterBreak="0">
     <w:nsid w:val="6EE34BF4"/>
     <w:multiLevelType w:val="multilevel"/>
     <w:tmpl w:val="0F7A3B22"/>
@@ -2447,7 +3682,7 @@
       </w:rPr>
     </w:lvl>
   </w:abstractNum>
-  <w:abstractNum w:abstractNumId="7" w15:restartNumberingAfterBreak="0">
+  <w:abstractNum w:abstractNumId="15" w15:restartNumberingAfterBreak="0">
     <w:nsid w:val="6F654C95"/>
     <w:multiLevelType w:val="multilevel"/>
     <w:tmpl w:val="5C42DDD0"/>
@@ -2596,7 +3831,156 @@
       </w:rPr>
     </w:lvl>
   </w:abstractNum>
-  <w:abstractNum w:abstractNumId="8" w15:restartNumberingAfterBreak="0">
+  <w:abstractNum w:abstractNumId="16" w15:restartNumberingAfterBreak="0">
+    <w:nsid w:val="70A36260"/>
+    <w:multiLevelType w:val="multilevel"/>
+    <w:tmpl w:val="6DD2B00C"/>
+    <w:lvl w:ilvl="0">
+      <w:start w:val="1"/>
+      <w:numFmt w:val="bullet"/>
+      <w:lvlText w:val=""/>
+      <w:lvlJc w:val="left"/>
+      <w:pPr>
+        <w:tabs>
+          <w:tab w:val="num" w:pos="720"/>
+        </w:tabs>
+        <w:ind w:left="720" w:hanging="360"/>
+      </w:pPr>
+      <w:rPr>
+        <w:rFonts w:ascii="Symbol" w:hAnsi="Symbol" w:hint="default"/>
+        <w:sz w:val="20"/>
+      </w:rPr>
+    </w:lvl>
+    <w:lvl w:ilvl="1" w:tentative="1">
+      <w:start w:val="1"/>
+      <w:numFmt w:val="bullet"/>
+      <w:lvlText w:val="o"/>
+      <w:lvlJc w:val="left"/>
+      <w:pPr>
+        <w:tabs>
+          <w:tab w:val="num" w:pos="1440"/>
+        </w:tabs>
+        <w:ind w:left="1440" w:hanging="360"/>
+      </w:pPr>
+      <w:rPr>
+        <w:rFonts w:ascii="Courier New" w:hAnsi="Courier New" w:hint="default"/>
+        <w:sz w:val="20"/>
+      </w:rPr>
+    </w:lvl>
+    <w:lvl w:ilvl="2" w:tentative="1">
+      <w:start w:val="1"/>
+      <w:numFmt w:val="bullet"/>
+      <w:lvlText w:val=""/>
+      <w:lvlJc w:val="left"/>
+      <w:pPr>
+        <w:tabs>
+          <w:tab w:val="num" w:pos="2160"/>
+        </w:tabs>
+        <w:ind w:left="2160" w:hanging="360"/>
+      </w:pPr>
+      <w:rPr>
+        <w:rFonts w:ascii="Wingdings" w:hAnsi="Wingdings" w:hint="default"/>
+        <w:sz w:val="20"/>
+      </w:rPr>
+    </w:lvl>
+    <w:lvl w:ilvl="3" w:tentative="1">
+      <w:start w:val="1"/>
+      <w:numFmt w:val="bullet"/>
+      <w:lvlText w:val=""/>
+      <w:lvlJc w:val="left"/>
+      <w:pPr>
+        <w:tabs>
+          <w:tab w:val="num" w:pos="2880"/>
+        </w:tabs>
+        <w:ind w:left="2880" w:hanging="360"/>
+      </w:pPr>
+      <w:rPr>
+        <w:rFonts w:ascii="Wingdings" w:hAnsi="Wingdings" w:hint="default"/>
+        <w:sz w:val="20"/>
+      </w:rPr>
+    </w:lvl>
+    <w:lvl w:ilvl="4" w:tentative="1">
+      <w:start w:val="1"/>
+      <w:numFmt w:val="bullet"/>
+      <w:lvlText w:val=""/>
+      <w:lvlJc w:val="left"/>
+      <w:pPr>
+        <w:tabs>
+          <w:tab w:val="num" w:pos="3600"/>
+        </w:tabs>
+        <w:ind w:left="3600" w:hanging="360"/>
+      </w:pPr>
+      <w:rPr>
+        <w:rFonts w:ascii="Wingdings" w:hAnsi="Wingdings" w:hint="default"/>
+        <w:sz w:val="20"/>
+      </w:rPr>
+    </w:lvl>
+    <w:lvl w:ilvl="5" w:tentative="1">
+      <w:start w:val="1"/>
+      <w:numFmt w:val="bullet"/>
+      <w:lvlText w:val=""/>
+      <w:lvlJc w:val="left"/>
+      <w:pPr>
+        <w:tabs>
+          <w:tab w:val="num" w:pos="4320"/>
+        </w:tabs>
+        <w:ind w:left="4320" w:hanging="360"/>
+      </w:pPr>
+      <w:rPr>
+        <w:rFonts w:ascii="Wingdings" w:hAnsi="Wingdings" w:hint="default"/>
+        <w:sz w:val="20"/>
+      </w:rPr>
+    </w:lvl>
+    <w:lvl w:ilvl="6" w:tentative="1">
+      <w:start w:val="1"/>
+      <w:numFmt w:val="bullet"/>
+      <w:lvlText w:val=""/>
+      <w:lvlJc w:val="left"/>
+      <w:pPr>
+        <w:tabs>
+          <w:tab w:val="num" w:pos="5040"/>
+        </w:tabs>
+        <w:ind w:left="5040" w:hanging="360"/>
+      </w:pPr>
+      <w:rPr>
+        <w:rFonts w:ascii="Wingdings" w:hAnsi="Wingdings" w:hint="default"/>
+        <w:sz w:val="20"/>
+      </w:rPr>
+    </w:lvl>
+    <w:lvl w:ilvl="7" w:tentative="1">
+      <w:start w:val="1"/>
+      <w:numFmt w:val="bullet"/>
+      <w:lvlText w:val=""/>
+      <w:lvlJc w:val="left"/>
+      <w:pPr>
+        <w:tabs>
+          <w:tab w:val="num" w:pos="5760"/>
+        </w:tabs>
+        <w:ind w:left="5760" w:hanging="360"/>
+      </w:pPr>
+      <w:rPr>
+        <w:rFonts w:ascii="Wingdings" w:hAnsi="Wingdings" w:hint="default"/>
+        <w:sz w:val="20"/>
+      </w:rPr>
+    </w:lvl>
+    <w:lvl w:ilvl="8" w:tentative="1">
+      <w:start w:val="1"/>
+      <w:numFmt w:val="bullet"/>
+      <w:lvlText w:val=""/>
+      <w:lvlJc w:val="left"/>
+      <w:pPr>
+        <w:tabs>
+          <w:tab w:val="num" w:pos="6480"/>
+        </w:tabs>
+        <w:ind w:left="6480" w:hanging="360"/>
+      </w:pPr>
+      <w:rPr>
+        <w:rFonts w:ascii="Wingdings" w:hAnsi="Wingdings" w:hint="default"/>
+        <w:sz w:val="20"/>
+      </w:rPr>
+    </w:lvl>
+  </w:abstractNum>
+  <w:abstractNum w:abstractNumId="17" w15:restartNumberingAfterBreak="0">
     <w:nsid w:val="7A862829"/>
     <w:multiLevelType w:val="multilevel"/>
     <w:tmpl w:val="D0D63C5A"/>
@@ -2745,7 +4129,7 @@
       </w:rPr>
     </w:lvl>
   </w:abstractNum>
-  <w:abstractNum w:abstractNumId="9" w15:restartNumberingAfterBreak="0">
+  <w:abstractNum w:abstractNumId="18" w15:restartNumberingAfterBreak="0">
     <w:nsid w:val="7D795BF4"/>
     <w:multiLevelType w:val="multilevel"/>
     <w:tmpl w:val="DD023826"/>
@@ -2894,35 +4278,214 @@
       </w:rPr>
     </w:lvl>
   </w:abstractNum>
+  <w:abstractNum w:abstractNumId="19" w15:restartNumberingAfterBreak="0">
+    <w:nsid w:val="7E2649E1"/>
+    <w:multiLevelType w:val="multilevel"/>
+    <w:tmpl w:val="005C0374"/>
+    <w:lvl w:ilvl="0">
+      <w:start w:val="1"/>
+      <w:numFmt w:val="bullet"/>
+      <w:lvlText w:val=""/>
+      <w:lvlJc w:val="left"/>
+      <w:pPr>
+        <w:tabs>
+          <w:tab w:val="num" w:pos="720"/>
+        </w:tabs>
+        <w:ind w:left="720" w:hanging="360"/>
+      </w:pPr>
+      <w:rPr>
+        <w:rFonts w:ascii="Symbol" w:hAnsi="Symbol" w:hint="default"/>
+        <w:sz w:val="20"/>
+      </w:rPr>
+    </w:lvl>
+    <w:lvl w:ilvl="1" w:tentative="1">
+      <w:start w:val="1"/>
+      <w:numFmt w:val="bullet"/>
+      <w:lvlText w:val="o"/>
+      <w:lvlJc w:val="left"/>
+      <w:pPr>
+        <w:tabs>
+          <w:tab w:val="num" w:pos="1440"/>
+        </w:tabs>
+        <w:ind w:left="1440" w:hanging="360"/>
+      </w:pPr>
+      <w:rPr>
+        <w:rFonts w:ascii="Courier New" w:hAnsi="Courier New" w:hint="default"/>
+        <w:sz w:val="20"/>
+      </w:rPr>
+    </w:lvl>
+    <w:lvl w:ilvl="2" w:tentative="1">
+      <w:start w:val="1"/>
+      <w:numFmt w:val="bullet"/>
+      <w:lvlText w:val=""/>
+      <w:lvlJc w:val="left"/>
+      <w:pPr>
+        <w:tabs>
+          <w:tab w:val="num" w:pos="2160"/>
+        </w:tabs>
+        <w:ind w:left="2160" w:hanging="360"/>
+      </w:pPr>
+      <w:rPr>
+        <w:rFonts w:ascii="Wingdings" w:hAnsi="Wingdings" w:hint="default"/>
+        <w:sz w:val="20"/>
+      </w:rPr>
+    </w:lvl>
+    <w:lvl w:ilvl="3" w:tentative="1">
+      <w:start w:val="1"/>
+      <w:numFmt w:val="bullet"/>
+      <w:lvlText w:val=""/>
+      <w:lvlJc w:val="left"/>
+      <w:pPr>
+        <w:tabs>
+          <w:tab w:val="num" w:pos="2880"/>
+        </w:tabs>
+        <w:ind w:left="2880" w:hanging="360"/>
+      </w:pPr>
+      <w:rPr>
+        <w:rFonts w:ascii="Wingdings" w:hAnsi="Wingdings" w:hint="default"/>
+        <w:sz w:val="20"/>
+      </w:rPr>
+    </w:lvl>
+    <w:lvl w:ilvl="4" w:tentative="1">
+      <w:start w:val="1"/>
+      <w:numFmt w:val="bullet"/>
+      <w:lvlText w:val=""/>
+      <w:lvlJc w:val="left"/>
+      <w:pPr>
+        <w:tabs>
+          <w:tab w:val="num" w:pos="3600"/>
+        </w:tabs>
+        <w:ind w:left="3600" w:hanging="360"/>
+      </w:pPr>
+      <w:rPr>
+        <w:rFonts w:ascii="Wingdings" w:hAnsi="Wingdings" w:hint="default"/>
+        <w:sz w:val="20"/>
+      </w:rPr>
+    </w:lvl>
+    <w:lvl w:ilvl="5" w:tentative="1">
+      <w:start w:val="1"/>
+      <w:numFmt w:val="bullet"/>
+      <w:lvlText w:val=""/>
+      <w:lvlJc w:val="left"/>
+      <w:pPr>
+        <w:tabs>
+          <w:tab w:val="num" w:pos="4320"/>
+        </w:tabs>
+        <w:ind w:left="4320" w:hanging="360"/>
+      </w:pPr>
+      <w:rPr>
+        <w:rFonts w:ascii="Wingdings" w:hAnsi="Wingdings" w:hint="default"/>
+        <w:sz w:val="20"/>
+      </w:rPr>
+    </w:lvl>
+    <w:lvl w:ilvl="6" w:tentative="1">
+      <w:start w:val="1"/>
+      <w:numFmt w:val="bullet"/>
+      <w:lvlText w:val=""/>
+      <w:lvlJc w:val="left"/>
+      <w:pPr>
+        <w:tabs>
+          <w:tab w:val="num" w:pos="5040"/>
+        </w:tabs>
+        <w:ind w:left="5040" w:hanging="360"/>
+      </w:pPr>
+      <w:rPr>
+        <w:rFonts w:ascii="Wingdings" w:hAnsi="Wingdings" w:hint="default"/>
+        <w:sz w:val="20"/>
+      </w:rPr>
+    </w:lvl>
+    <w:lvl w:ilvl="7" w:tentative="1">
+      <w:start w:val="1"/>
+      <w:numFmt w:val="bullet"/>
+      <w:lvlText w:val=""/>
+      <w:lvlJc w:val="left"/>
+      <w:pPr>
+        <w:tabs>
+          <w:tab w:val="num" w:pos="5760"/>
+        </w:tabs>
+        <w:ind w:left="5760" w:hanging="360"/>
+      </w:pPr>
+      <w:rPr>
+        <w:rFonts w:ascii="Wingdings" w:hAnsi="Wingdings" w:hint="default"/>
+        <w:sz w:val="20"/>
+      </w:rPr>
+    </w:lvl>
+    <w:lvl w:ilvl="8" w:tentative="1">
+      <w:start w:val="1"/>
+      <w:numFmt w:val="bullet"/>
+      <w:lvlText w:val=""/>
+      <w:lvlJc w:val="left"/>
+      <w:pPr>
+        <w:tabs>
+          <w:tab w:val="num" w:pos="6480"/>
+        </w:tabs>
+        <w:ind w:left="6480" w:hanging="360"/>
+      </w:pPr>
+      <w:rPr>
+        <w:rFonts w:ascii="Wingdings" w:hAnsi="Wingdings" w:hint="default"/>
+        <w:sz w:val="20"/>
+      </w:rPr>
+    </w:lvl>
+  </w:abstractNum>
   <w:num w:numId="1" w16cid:durableId="1835031656">
-    <w:abstractNumId w:val="5"/>
+    <w:abstractNumId w:val="12"/>
   </w:num>
   <w:num w:numId="2" w16cid:durableId="901407845">
-    <w:abstractNumId w:val="2"/>
+    <w:abstractNumId w:val="6"/>
   </w:num>
   <w:num w:numId="3" w16cid:durableId="524297220">
-    <w:abstractNumId w:val="3"/>
+    <w:abstractNumId w:val="7"/>
   </w:num>
   <w:num w:numId="4" w16cid:durableId="351808891">
-    <w:abstractNumId w:val="7"/>
+    <w:abstractNumId w:val="15"/>
   </w:num>
   <w:num w:numId="5" w16cid:durableId="446891133">
     <w:abstractNumId w:val="0"/>
   </w:num>
   <w:num w:numId="6" w16cid:durableId="1881017026">
-    <w:abstractNumId w:val="6"/>
+    <w:abstractNumId w:val="14"/>
   </w:num>
   <w:num w:numId="7" w16cid:durableId="1335188467">
+    <w:abstractNumId w:val="11"/>
+  </w:num>
+  <w:num w:numId="8" w16cid:durableId="901479888">
+    <w:abstractNumId w:val="5"/>
+  </w:num>
+  <w:num w:numId="9" w16cid:durableId="1805464492">
+    <w:abstractNumId w:val="17"/>
+  </w:num>
+  <w:num w:numId="10" w16cid:durableId="905577881">
+    <w:abstractNumId w:val="18"/>
+  </w:num>
+  <w:num w:numId="11" w16cid:durableId="1930233252">
+    <w:abstractNumId w:val="2"/>
+  </w:num>
+  <w:num w:numId="12" w16cid:durableId="1929581561">
+    <w:abstractNumId w:val="1"/>
+  </w:num>
+  <w:num w:numId="13" w16cid:durableId="1036659367">
+    <w:abstractNumId w:val="9"/>
+  </w:num>
+  <w:num w:numId="14" w16cid:durableId="1619871944">
+    <w:abstractNumId w:val="19"/>
+  </w:num>
+  <w:num w:numId="15" w16cid:durableId="1895004492">
+    <w:abstractNumId w:val="13"/>
+  </w:num>
+  <w:num w:numId="16" w16cid:durableId="2147308251">
+    <w:abstractNumId w:val="3"/>
+  </w:num>
+  <w:num w:numId="17" w16cid:durableId="635329552">
+    <w:abstractNumId w:val="16"/>
+  </w:num>
+  <w:num w:numId="18" w16cid:durableId="496269535">
     <w:abstractNumId w:val="4"/>
   </w:num>
-  <w:num w:numId="8" w16cid:durableId="901479888">
-    <w:abstractNumId w:val="1"/>
+  <w:num w:numId="19" w16cid:durableId="535965463">
+    <w:abstractNumId w:val="10"/>
   </w:num>
-  <w:num w:numId="9" w16cid:durableId="1805464492">
+  <w:num w:numId="20" w16cid:durableId="455223059">
     <w:abstractNumId w:val="8"/>
-  </w:num>
-  <w:num w:numId="10" w16cid:durableId="905577881">
-    <w:abstractNumId w:val="9"/>
   </w:num>
 </w:numbering>
 </file>
